--- a/1kurs/firstSem/practic_work_inf/Практическая работа №6.docx
+++ b/1kurs/firstSem/practic_work_inf/Практическая работа №6.docx
@@ -901,17 +901,7 @@
                 <w:sz w:val="24"/>
                 <w:szCs w:val="24"/>
               </w:rPr>
-              <w:t xml:space="preserve">Горбунов </w:t>
-            </w:r>
-            <w:proofErr w:type="gramStart"/>
-            <w:r>
-              <w:rPr>
-                <w:rFonts w:ascii="Times New Roman" w:eastAsia="Times New Roman" w:hAnsi="Times New Roman" w:cs="Times New Roman"/>
-                <w:color w:val="000000"/>
-                <w:sz w:val="24"/>
-                <w:szCs w:val="24"/>
-              </w:rPr>
-              <w:t>С</w:t>
+              <w:t>Горбунов С</w:t>
             </w:r>
             <w:r>
               <w:rPr>
@@ -941,7 +931,6 @@
               </w:rPr>
               <w:t>.</w:t>
             </w:r>
-            <w:proofErr w:type="gramEnd"/>
           </w:p>
         </w:tc>
       </w:tr>
@@ -1216,7 +1205,6 @@
         </w:rPr>
         <w:t>»</w:t>
       </w:r>
-      <w:proofErr w:type="gramStart"/>
       <w:r>
         <w:rPr>
           <w:rFonts w:ascii="Times New Roman" w:eastAsia="Times New Roman" w:hAnsi="Times New Roman" w:cs="Times New Roman"/>
@@ -1230,7 +1218,6 @@
         <w:tab/>
         <w:t xml:space="preserve">  09</w:t>
       </w:r>
-      <w:proofErr w:type="gramEnd"/>
       <w:r>
         <w:rPr>
           <w:rFonts w:ascii="Times New Roman" w:eastAsia="Times New Roman" w:hAnsi="Times New Roman" w:cs="Times New Roman"/>
@@ -1465,31 +1452,7 @@
           <w14:ligatures w14:val="none"/>
         </w:rPr>
         <w:tab/>
-        <w:t>«_</w:t>
-      </w:r>
-      <w:proofErr w:type="gramStart"/>
-      <w:r>
-        <w:rPr>
-          <w:rFonts w:ascii="Times New Roman" w:eastAsia="Times New Roman" w:hAnsi="Times New Roman" w:cs="Times New Roman"/>
-          <w:color w:val="000000"/>
-          <w:kern w:val="0"/>
-          <w:sz w:val="24"/>
-          <w:lang w:eastAsia="ru-RU"/>
-          <w14:ligatures w14:val="none"/>
-        </w:rPr>
-        <w:t>_»_</w:t>
-      </w:r>
-      <w:proofErr w:type="gramEnd"/>
-      <w:r>
-        <w:rPr>
-          <w:rFonts w:ascii="Times New Roman" w:eastAsia="Times New Roman" w:hAnsi="Times New Roman" w:cs="Times New Roman"/>
-          <w:color w:val="000000"/>
-          <w:kern w:val="0"/>
-          <w:sz w:val="24"/>
-          <w:lang w:eastAsia="ru-RU"/>
-          <w14:ligatures w14:val="none"/>
-        </w:rPr>
-        <w:t>______202</w:t>
+        <w:t>«__»_______202</w:t>
       </w:r>
       <w:r>
         <w:rPr>
@@ -1919,6 +1882,7 @@
       <w:r>
         <w:rPr>
           <w:rFonts w:ascii="Times New Roman" w:eastAsia="Times New Roman" w:hAnsi="Times New Roman" w:cs="Times New Roman"/>
+          <w:noProof/>
           <w:color w:val="000000"/>
           <w:kern w:val="0"/>
           <w:sz w:val="24"/>
@@ -1984,6 +1948,7 @@
         <w:jc w:val="both"/>
         <w:rPr>
           <w:rFonts w:ascii="Times New Roman" w:eastAsia="Times New Roman" w:hAnsi="Times New Roman" w:cs="Times New Roman"/>
+          <w:noProof/>
           <w:color w:val="000000"/>
           <w:kern w:val="0"/>
           <w:sz w:val="24"/>
@@ -1994,6 +1959,7 @@
       <w:r>
         <w:rPr>
           <w:rFonts w:ascii="Times New Roman" w:eastAsia="Times New Roman" w:hAnsi="Times New Roman" w:cs="Times New Roman"/>
+          <w:noProof/>
           <w:color w:val="000000"/>
           <w:kern w:val="0"/>
           <w:sz w:val="24"/>
@@ -2001,10 +1967,10 @@
           <w14:ligatures w14:val="none"/>
         </w:rPr>
         <w:drawing>
-          <wp:inline distT="0" distB="0" distL="0" distR="0" wp14:anchorId="087E3961" wp14:editId="6D6BFF46">
-            <wp:extent cx="5115639" cy="4115374"/>
-            <wp:effectExtent l="0" t="0" r="8890" b="0"/>
-            <wp:docPr id="1549323937" name="Рисунок 1"/>
+          <wp:inline distT="0" distB="0" distL="0" distR="0" wp14:anchorId="2672DCC3" wp14:editId="5E79F2CD">
+            <wp:extent cx="6119495" cy="3129280"/>
+            <wp:effectExtent l="0" t="0" r="0" b="0"/>
+            <wp:docPr id="536016440" name="Рисунок 1"/>
             <wp:cNvGraphicFramePr>
               <a:graphicFrameLocks xmlns:a="http://schemas.openxmlformats.org/drawingml/2006/main" noChangeAspect="1"/>
             </wp:cNvGraphicFramePr>
@@ -2012,7 +1978,7 @@
               <a:graphicData uri="http://schemas.openxmlformats.org/drawingml/2006/picture">
                 <pic:pic xmlns:pic="http://schemas.openxmlformats.org/drawingml/2006/picture">
                   <pic:nvPicPr>
-                    <pic:cNvPr id="1549323937" name=""/>
+                    <pic:cNvPr id="536016440" name=""/>
                     <pic:cNvPicPr/>
                   </pic:nvPicPr>
                   <pic:blipFill>
@@ -2024,7 +1990,7 @@
                   <pic:spPr>
                     <a:xfrm>
                       <a:off x="0" y="0"/>
-                      <a:ext cx="5115639" cy="4115374"/>
+                      <a:ext cx="6119495" cy="3129280"/>
                     </a:xfrm>
                     <a:prstGeom prst="rect">
                       <a:avLst/>
@@ -2040,29 +2006,81 @@
     <w:p>
       <w:pPr>
         <w:spacing w:after="14" w:line="240" w:lineRule="auto"/>
-        <w:ind w:right="270" w:firstLine="709"/>
+        <w:ind w:left="708" w:right="270" w:firstLine="1"/>
         <w:jc w:val="both"/>
         <w:rPr>
           <w:rFonts w:ascii="Times New Roman" w:eastAsia="Times New Roman" w:hAnsi="Times New Roman" w:cs="Times New Roman"/>
-          <w:color w:val="000000"/>
-          <w:kern w:val="0"/>
-          <w:sz w:val="24"/>
-          <w:lang w:eastAsia="ru-RU"/>
-          <w14:ligatures w14:val="none"/>
-        </w:rPr>
-      </w:pPr>
-      <w:r>
-        <w:rPr>
-          <w:rFonts w:ascii="Times New Roman" w:eastAsia="Times New Roman" w:hAnsi="Times New Roman" w:cs="Times New Roman"/>
-          <w:color w:val="000000"/>
-          <w:kern w:val="0"/>
-          <w:sz w:val="24"/>
-          <w:lang w:eastAsia="ru-RU"/>
-          <w14:ligatures w14:val="none"/>
-        </w:rPr>
-        <w:lastRenderedPageBreak/>
-        <w:t>Задание №2</w:t>
-      </w:r>
+          <w:noProof/>
+          <w:color w:val="000000"/>
+          <w:kern w:val="0"/>
+          <w:sz w:val="24"/>
+          <w:lang w:val="en-US" w:eastAsia="ru-RU"/>
+          <w14:ligatures w14:val="none"/>
+        </w:rPr>
+      </w:pPr>
+    </w:p>
+    <w:p>
+      <w:pPr>
+        <w:spacing w:after="14" w:line="240" w:lineRule="auto"/>
+        <w:ind w:left="708" w:right="270" w:firstLine="1"/>
+        <w:jc w:val="both"/>
+        <w:rPr>
+          <w:rFonts w:ascii="Times New Roman" w:eastAsia="Times New Roman" w:hAnsi="Times New Roman" w:cs="Times New Roman"/>
+          <w:noProof/>
+          <w:color w:val="000000"/>
+          <w:kern w:val="0"/>
+          <w:sz w:val="24"/>
+          <w:lang w:val="en-US" w:eastAsia="ru-RU"/>
+          <w14:ligatures w14:val="none"/>
+        </w:rPr>
+      </w:pPr>
+    </w:p>
+    <w:p>
+      <w:pPr>
+        <w:spacing w:after="14" w:line="240" w:lineRule="auto"/>
+        <w:ind w:left="708" w:right="270" w:firstLine="1"/>
+        <w:jc w:val="both"/>
+        <w:rPr>
+          <w:rFonts w:ascii="Times New Roman" w:eastAsia="Times New Roman" w:hAnsi="Times New Roman" w:cs="Times New Roman"/>
+          <w:noProof/>
+          <w:color w:val="000000"/>
+          <w:kern w:val="0"/>
+          <w:sz w:val="24"/>
+          <w:lang w:val="en-US" w:eastAsia="ru-RU"/>
+          <w14:ligatures w14:val="none"/>
+        </w:rPr>
+      </w:pPr>
+    </w:p>
+    <w:p>
+      <w:pPr>
+        <w:spacing w:after="14" w:line="240" w:lineRule="auto"/>
+        <w:ind w:left="708" w:right="270" w:firstLine="1"/>
+        <w:jc w:val="both"/>
+        <w:rPr>
+          <w:rFonts w:ascii="Times New Roman" w:eastAsia="Times New Roman" w:hAnsi="Times New Roman" w:cs="Times New Roman"/>
+          <w:noProof/>
+          <w:color w:val="000000"/>
+          <w:kern w:val="0"/>
+          <w:sz w:val="24"/>
+          <w:lang w:val="en-US" w:eastAsia="ru-RU"/>
+          <w14:ligatures w14:val="none"/>
+        </w:rPr>
+      </w:pPr>
+    </w:p>
+    <w:p>
+      <w:pPr>
+        <w:spacing w:after="14" w:line="240" w:lineRule="auto"/>
+        <w:ind w:left="708" w:right="270" w:firstLine="1"/>
+        <w:jc w:val="both"/>
+        <w:rPr>
+          <w:rFonts w:ascii="Times New Roman" w:eastAsia="Times New Roman" w:hAnsi="Times New Roman" w:cs="Times New Roman"/>
+          <w:color w:val="000000"/>
+          <w:kern w:val="0"/>
+          <w:sz w:val="24"/>
+          <w:lang w:val="en-US" w:eastAsia="ru-RU"/>
+          <w14:ligatures w14:val="none"/>
+        </w:rPr>
+      </w:pPr>
     </w:p>
     <w:p>
       <w:pPr>
@@ -2081,6 +2099,34 @@
       <w:r>
         <w:rPr>
           <w:rFonts w:ascii="Times New Roman" w:eastAsia="Times New Roman" w:hAnsi="Times New Roman" w:cs="Times New Roman"/>
+          <w:color w:val="000000"/>
+          <w:kern w:val="0"/>
+          <w:sz w:val="24"/>
+          <w:lang w:eastAsia="ru-RU"/>
+          <w14:ligatures w14:val="none"/>
+        </w:rPr>
+        <w:lastRenderedPageBreak/>
+        <w:t>Задание №2</w:t>
+      </w:r>
+    </w:p>
+    <w:p>
+      <w:pPr>
+        <w:spacing w:after="14" w:line="240" w:lineRule="auto"/>
+        <w:ind w:right="270" w:firstLine="709"/>
+        <w:jc w:val="both"/>
+        <w:rPr>
+          <w:rFonts w:ascii="Times New Roman" w:eastAsia="Times New Roman" w:hAnsi="Times New Roman" w:cs="Times New Roman"/>
+          <w:color w:val="000000"/>
+          <w:kern w:val="0"/>
+          <w:sz w:val="24"/>
+          <w:lang w:eastAsia="ru-RU"/>
+          <w14:ligatures w14:val="none"/>
+        </w:rPr>
+      </w:pPr>
+      <w:r>
+        <w:rPr>
+          <w:rFonts w:ascii="Times New Roman" w:eastAsia="Times New Roman" w:hAnsi="Times New Roman" w:cs="Times New Roman"/>
+          <w:noProof/>
           <w:color w:val="000000"/>
           <w:kern w:val="0"/>
           <w:sz w:val="24"/>
@@ -2182,6 +2228,7 @@
       <w:r>
         <w:rPr>
           <w:rFonts w:ascii="Times New Roman" w:eastAsia="Times New Roman" w:hAnsi="Times New Roman" w:cs="Times New Roman"/>
+          <w:noProof/>
           <w:color w:val="000000"/>
           <w:kern w:val="0"/>
           <w:sz w:val="24"/>
@@ -2228,21 +2275,6 @@
     <w:p>
       <w:pPr>
         <w:spacing w:after="14" w:line="240" w:lineRule="auto"/>
-        <w:ind w:right="270" w:firstLine="709"/>
-        <w:jc w:val="both"/>
-        <w:rPr>
-          <w:rFonts w:ascii="Times New Roman" w:eastAsia="Times New Roman" w:hAnsi="Times New Roman" w:cs="Times New Roman"/>
-          <w:color w:val="000000"/>
-          <w:kern w:val="0"/>
-          <w:sz w:val="24"/>
-          <w:lang w:eastAsia="ru-RU"/>
-          <w14:ligatures w14:val="none"/>
-        </w:rPr>
-      </w:pPr>
-    </w:p>
-    <w:p>
-      <w:pPr>
-        <w:spacing w:after="14" w:line="240" w:lineRule="auto"/>
         <w:ind w:right="272" w:firstLine="709"/>
         <w:jc w:val="both"/>
         <w:rPr>
@@ -2263,139 +2295,7 @@
           <w:lang w:eastAsia="ru-RU"/>
           <w14:ligatures w14:val="none"/>
         </w:rPr>
-        <w:t>Оформление</w:t>
-      </w:r>
-      <w:r>
-        <w:rPr>
-          <w:rFonts w:ascii="Times New Roman" w:eastAsia="Times New Roman" w:hAnsi="Times New Roman" w:cs="Times New Roman"/>
-          <w:color w:val="000000"/>
-          <w:kern w:val="0"/>
-          <w:sz w:val="24"/>
-          <w:lang w:eastAsia="ru-RU"/>
-          <w14:ligatures w14:val="none"/>
-        </w:rPr>
-        <w:t xml:space="preserve">. </w:t>
-      </w:r>
-      <w:r>
-        <w:rPr>
-          <w:rFonts w:ascii="Times New Roman" w:eastAsia="Times New Roman" w:hAnsi="Times New Roman" w:cs="Times New Roman"/>
-          <w:color w:val="000000"/>
-          <w:kern w:val="0"/>
-          <w:sz w:val="24"/>
-          <w:lang w:val="en-US" w:eastAsia="ru-RU"/>
-          <w14:ligatures w14:val="none"/>
-        </w:rPr>
-        <w:t>Times</w:t>
-      </w:r>
-      <w:r>
-        <w:rPr>
-          <w:rFonts w:ascii="Times New Roman" w:eastAsia="Times New Roman" w:hAnsi="Times New Roman" w:cs="Times New Roman"/>
-          <w:color w:val="000000"/>
-          <w:kern w:val="0"/>
-          <w:sz w:val="24"/>
-          <w:lang w:eastAsia="ru-RU"/>
-          <w14:ligatures w14:val="none"/>
-        </w:rPr>
         <w:t xml:space="preserve"> </w:t>
-      </w:r>
-      <w:r>
-        <w:rPr>
-          <w:rFonts w:ascii="Times New Roman" w:eastAsia="Times New Roman" w:hAnsi="Times New Roman" w:cs="Times New Roman"/>
-          <w:color w:val="000000"/>
-          <w:kern w:val="0"/>
-          <w:sz w:val="24"/>
-          <w:lang w:val="en-US" w:eastAsia="ru-RU"/>
-          <w14:ligatures w14:val="none"/>
-        </w:rPr>
-        <w:t>New</w:t>
-      </w:r>
-      <w:r>
-        <w:rPr>
-          <w:rFonts w:ascii="Times New Roman" w:eastAsia="Times New Roman" w:hAnsi="Times New Roman" w:cs="Times New Roman"/>
-          <w:color w:val="000000"/>
-          <w:kern w:val="0"/>
-          <w:sz w:val="24"/>
-          <w:lang w:eastAsia="ru-RU"/>
-          <w14:ligatures w14:val="none"/>
-        </w:rPr>
-        <w:t xml:space="preserve"> </w:t>
-      </w:r>
-      <w:r>
-        <w:rPr>
-          <w:rFonts w:ascii="Times New Roman" w:eastAsia="Times New Roman" w:hAnsi="Times New Roman" w:cs="Times New Roman"/>
-          <w:color w:val="000000"/>
-          <w:kern w:val="0"/>
-          <w:sz w:val="24"/>
-          <w:lang w:val="en-US" w:eastAsia="ru-RU"/>
-          <w14:ligatures w14:val="none"/>
-        </w:rPr>
-        <w:t>Roman</w:t>
-      </w:r>
-      <w:r>
-        <w:rPr>
-          <w:rFonts w:ascii="Times New Roman" w:eastAsia="Times New Roman" w:hAnsi="Times New Roman" w:cs="Times New Roman"/>
-          <w:color w:val="000000"/>
-          <w:kern w:val="0"/>
-          <w:sz w:val="24"/>
-          <w:lang w:eastAsia="ru-RU"/>
-          <w14:ligatures w14:val="none"/>
-        </w:rPr>
-        <w:t xml:space="preserve"> 12, </w:t>
-      </w:r>
-      <w:r>
-        <w:rPr>
-          <w:rFonts w:ascii="Times New Roman" w:eastAsia="Times New Roman" w:hAnsi="Times New Roman" w:cs="Times New Roman"/>
-          <w:color w:val="000000"/>
-          <w:kern w:val="0"/>
-          <w:sz w:val="24"/>
-          <w:lang w:eastAsia="ru-RU"/>
-          <w14:ligatures w14:val="none"/>
-        </w:rPr>
-        <w:t>Отступ</w:t>
-      </w:r>
-      <w:r>
-        <w:rPr>
-          <w:rFonts w:ascii="Times New Roman" w:eastAsia="Times New Roman" w:hAnsi="Times New Roman" w:cs="Times New Roman"/>
-          <w:color w:val="000000"/>
-          <w:kern w:val="0"/>
-          <w:sz w:val="24"/>
-          <w:lang w:eastAsia="ru-RU"/>
-          <w14:ligatures w14:val="none"/>
-        </w:rPr>
-        <w:t xml:space="preserve"> 1</w:t>
-      </w:r>
-      <w:r>
-        <w:rPr>
-          <w:rFonts w:ascii="Times New Roman" w:eastAsia="Times New Roman" w:hAnsi="Times New Roman" w:cs="Times New Roman"/>
-          <w:color w:val="000000"/>
-          <w:kern w:val="0"/>
-          <w:sz w:val="24"/>
-          <w:lang w:eastAsia="ru-RU"/>
-          <w14:ligatures w14:val="none"/>
-        </w:rPr>
-        <w:t>.</w:t>
-      </w:r>
-      <w:r>
-        <w:rPr>
-          <w:rFonts w:ascii="Times New Roman" w:eastAsia="Times New Roman" w:hAnsi="Times New Roman" w:cs="Times New Roman"/>
-          <w:color w:val="000000"/>
-          <w:kern w:val="0"/>
-          <w:sz w:val="24"/>
-          <w:lang w:eastAsia="ru-RU"/>
-          <w14:ligatures w14:val="none"/>
-        </w:rPr>
-        <w:t>2</w:t>
-      </w:r>
-      <w:r>
-        <w:rPr>
-          <w:rFonts w:ascii="Times New Roman" w:eastAsia="Times New Roman" w:hAnsi="Times New Roman" w:cs="Times New Roman"/>
-          <w:color w:val="000000"/>
-          <w:kern w:val="0"/>
-          <w:sz w:val="24"/>
-          <w:lang w:eastAsia="ru-RU"/>
-          <w14:ligatures w14:val="none"/>
-        </w:rPr>
-        <w:t xml:space="preserve">5, Выравнивание по ширине. </w:t>
       </w:r>
     </w:p>
     <w:sectPr>
@@ -3937,6 +3837,7 @@
   <w:style w:type="character" w:default="1" w:styleId="a5">
     <w:name w:val="Default Paragraph Font"/>
     <w:uiPriority w:val="1"/>
+    <w:semiHidden/>
     <w:unhideWhenUsed/>
   </w:style>
   <w:style w:type="table" w:default="1" w:styleId="a6">

--- a/1kurs/firstSem/practic_work_inf/Практическая работа №6.docx
+++ b/1kurs/firstSem/practic_work_inf/Практическая работа №6.docx
@@ -336,7 +336,7 @@
           </mc:Choice>
           <mc:Fallback>
             <w:pict>
-              <v:group w14:anchorId="13528CFC" id="Group 6849" o:spid="_x0000_s1026" style="width:441pt;height:3.15pt;mso-position-horizontal-relative:char;mso-position-vertical-relative:line" coordsize="56006,397" o:gfxdata="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">
+              <v:group w14:anchorId="76AAD143" id="Group 6849" o:spid="_x0000_s1026" style="width:441pt;height:3.15pt;mso-position-horizontal-relative:char;mso-position-vertical-relative:line" coordsize="56006,397" o:gfxdata="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">
                 <v:shape id="Shape 143" o:spid="_x0000_s1027" style="position:absolute;top:254;width:56006;height:143;visibility:visible;mso-wrap-style:square;v-text-anchor:top" coordsize="5600649,14351" o:gfxdata="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" path="m5600649,r,12700l,14351,,1651,5600649,xe" fillcolor="black" stroked="f" strokeweight="0">
                   <v:stroke miterlimit="83231f" joinstyle="miter"/>
                   <v:path arrowok="t" textboxrect="0,0,5600649,14351"/>
@@ -901,7 +901,17 @@
                 <w:sz w:val="24"/>
                 <w:szCs w:val="24"/>
               </w:rPr>
-              <w:t>Горбунов С</w:t>
+              <w:t xml:space="preserve">Горбунов </w:t>
+            </w:r>
+            <w:proofErr w:type="gramStart"/>
+            <w:r>
+              <w:rPr>
+                <w:rFonts w:ascii="Times New Roman" w:eastAsia="Times New Roman" w:hAnsi="Times New Roman" w:cs="Times New Roman"/>
+                <w:color w:val="000000"/>
+                <w:sz w:val="24"/>
+                <w:szCs w:val="24"/>
+              </w:rPr>
+              <w:t>С</w:t>
             </w:r>
             <w:r>
               <w:rPr>
@@ -931,6 +941,7 @@
               </w:rPr>
               <w:t>.</w:t>
             </w:r>
+            <w:proofErr w:type="gramEnd"/>
           </w:p>
         </w:tc>
       </w:tr>
@@ -1205,6 +1216,7 @@
         </w:rPr>
         <w:t>»</w:t>
       </w:r>
+      <w:proofErr w:type="gramStart"/>
       <w:r>
         <w:rPr>
           <w:rFonts w:ascii="Times New Roman" w:eastAsia="Times New Roman" w:hAnsi="Times New Roman" w:cs="Times New Roman"/>
@@ -1218,6 +1230,7 @@
         <w:tab/>
         <w:t xml:space="preserve">  09</w:t>
       </w:r>
+      <w:proofErr w:type="gramEnd"/>
       <w:r>
         <w:rPr>
           <w:rFonts w:ascii="Times New Roman" w:eastAsia="Times New Roman" w:hAnsi="Times New Roman" w:cs="Times New Roman"/>
@@ -1452,7 +1465,31 @@
           <w14:ligatures w14:val="none"/>
         </w:rPr>
         <w:tab/>
-        <w:t>«__»_______202</w:t>
+        <w:t>«_</w:t>
+      </w:r>
+      <w:proofErr w:type="gramStart"/>
+      <w:r>
+        <w:rPr>
+          <w:rFonts w:ascii="Times New Roman" w:eastAsia="Times New Roman" w:hAnsi="Times New Roman" w:cs="Times New Roman"/>
+          <w:color w:val="000000"/>
+          <w:kern w:val="0"/>
+          <w:sz w:val="24"/>
+          <w:lang w:eastAsia="ru-RU"/>
+          <w14:ligatures w14:val="none"/>
+        </w:rPr>
+        <w:t>_»_</w:t>
+      </w:r>
+      <w:proofErr w:type="gramEnd"/>
+      <w:r>
+        <w:rPr>
+          <w:rFonts w:ascii="Times New Roman" w:eastAsia="Times New Roman" w:hAnsi="Times New Roman" w:cs="Times New Roman"/>
+          <w:color w:val="000000"/>
+          <w:kern w:val="0"/>
+          <w:sz w:val="24"/>
+          <w:lang w:eastAsia="ru-RU"/>
+          <w14:ligatures w14:val="none"/>
+        </w:rPr>
+        <w:t>______202</w:t>
       </w:r>
       <w:r>
         <w:rPr>
@@ -1948,6 +1985,16 @@
         <w:jc w:val="both"/>
         <w:rPr>
           <w:rFonts w:ascii="Times New Roman" w:eastAsia="Times New Roman" w:hAnsi="Times New Roman" w:cs="Times New Roman"/>
+          <w:color w:val="000000"/>
+          <w:kern w:val="0"/>
+          <w:sz w:val="24"/>
+          <w:lang w:val="en-US" w:eastAsia="ru-RU"/>
+          <w14:ligatures w14:val="none"/>
+        </w:rPr>
+      </w:pPr>
+      <w:r>
+        <w:rPr>
+          <w:rFonts w:ascii="Times New Roman" w:eastAsia="Times New Roman" w:hAnsi="Times New Roman" w:cs="Times New Roman"/>
           <w:noProof/>
           <w:color w:val="000000"/>
           <w:kern w:val="0"/>
@@ -1955,22 +2002,11 @@
           <w:lang w:val="en-US" w:eastAsia="ru-RU"/>
           <w14:ligatures w14:val="none"/>
         </w:rPr>
-      </w:pPr>
-      <w:r>
-        <w:rPr>
-          <w:rFonts w:ascii="Times New Roman" w:eastAsia="Times New Roman" w:hAnsi="Times New Roman" w:cs="Times New Roman"/>
-          <w:noProof/>
-          <w:color w:val="000000"/>
-          <w:kern w:val="0"/>
-          <w:sz w:val="24"/>
-          <w:lang w:val="en-US" w:eastAsia="ru-RU"/>
-          <w14:ligatures w14:val="none"/>
-        </w:rPr>
         <w:drawing>
-          <wp:inline distT="0" distB="0" distL="0" distR="0" wp14:anchorId="2672DCC3" wp14:editId="5E79F2CD">
-            <wp:extent cx="6119495" cy="3129280"/>
-            <wp:effectExtent l="0" t="0" r="0" b="0"/>
-            <wp:docPr id="536016440" name="Рисунок 1"/>
+          <wp:inline distT="0" distB="0" distL="0" distR="0" wp14:anchorId="087E3961" wp14:editId="6D6BFF46">
+            <wp:extent cx="5115639" cy="4115374"/>
+            <wp:effectExtent l="0" t="0" r="8890" b="0"/>
+            <wp:docPr id="1549323937" name="Рисунок 1"/>
             <wp:cNvGraphicFramePr>
               <a:graphicFrameLocks xmlns:a="http://schemas.openxmlformats.org/drawingml/2006/main" noChangeAspect="1"/>
             </wp:cNvGraphicFramePr>
@@ -1978,7 +2014,7 @@
               <a:graphicData uri="http://schemas.openxmlformats.org/drawingml/2006/picture">
                 <pic:pic xmlns:pic="http://schemas.openxmlformats.org/drawingml/2006/picture">
                   <pic:nvPicPr>
-                    <pic:cNvPr id="536016440" name=""/>
+                    <pic:cNvPr id="1549323937" name=""/>
                     <pic:cNvPicPr/>
                   </pic:nvPicPr>
                   <pic:blipFill>
@@ -1990,7 +2026,7 @@
                   <pic:spPr>
                     <a:xfrm>
                       <a:off x="0" y="0"/>
-                      <a:ext cx="6119495" cy="3129280"/>
+                      <a:ext cx="5115639" cy="4115374"/>
                     </a:xfrm>
                     <a:prstGeom prst="rect">
                       <a:avLst/>
@@ -2006,81 +2042,29 @@
     <w:p>
       <w:pPr>
         <w:spacing w:after="14" w:line="240" w:lineRule="auto"/>
-        <w:ind w:left="708" w:right="270" w:firstLine="1"/>
+        <w:ind w:right="270" w:firstLine="709"/>
         <w:jc w:val="both"/>
         <w:rPr>
           <w:rFonts w:ascii="Times New Roman" w:eastAsia="Times New Roman" w:hAnsi="Times New Roman" w:cs="Times New Roman"/>
-          <w:noProof/>
-          <w:color w:val="000000"/>
-          <w:kern w:val="0"/>
-          <w:sz w:val="24"/>
-          <w:lang w:val="en-US" w:eastAsia="ru-RU"/>
-          <w14:ligatures w14:val="none"/>
-        </w:rPr>
-      </w:pPr>
-    </w:p>
-    <w:p>
-      <w:pPr>
-        <w:spacing w:after="14" w:line="240" w:lineRule="auto"/>
-        <w:ind w:left="708" w:right="270" w:firstLine="1"/>
-        <w:jc w:val="both"/>
-        <w:rPr>
-          <w:rFonts w:ascii="Times New Roman" w:eastAsia="Times New Roman" w:hAnsi="Times New Roman" w:cs="Times New Roman"/>
-          <w:noProof/>
-          <w:color w:val="000000"/>
-          <w:kern w:val="0"/>
-          <w:sz w:val="24"/>
-          <w:lang w:val="en-US" w:eastAsia="ru-RU"/>
-          <w14:ligatures w14:val="none"/>
-        </w:rPr>
-      </w:pPr>
-    </w:p>
-    <w:p>
-      <w:pPr>
-        <w:spacing w:after="14" w:line="240" w:lineRule="auto"/>
-        <w:ind w:left="708" w:right="270" w:firstLine="1"/>
-        <w:jc w:val="both"/>
-        <w:rPr>
-          <w:rFonts w:ascii="Times New Roman" w:eastAsia="Times New Roman" w:hAnsi="Times New Roman" w:cs="Times New Roman"/>
-          <w:noProof/>
-          <w:color w:val="000000"/>
-          <w:kern w:val="0"/>
-          <w:sz w:val="24"/>
-          <w:lang w:val="en-US" w:eastAsia="ru-RU"/>
-          <w14:ligatures w14:val="none"/>
-        </w:rPr>
-      </w:pPr>
-    </w:p>
-    <w:p>
-      <w:pPr>
-        <w:spacing w:after="14" w:line="240" w:lineRule="auto"/>
-        <w:ind w:left="708" w:right="270" w:firstLine="1"/>
-        <w:jc w:val="both"/>
-        <w:rPr>
-          <w:rFonts w:ascii="Times New Roman" w:eastAsia="Times New Roman" w:hAnsi="Times New Roman" w:cs="Times New Roman"/>
-          <w:noProof/>
-          <w:color w:val="000000"/>
-          <w:kern w:val="0"/>
-          <w:sz w:val="24"/>
-          <w:lang w:val="en-US" w:eastAsia="ru-RU"/>
-          <w14:ligatures w14:val="none"/>
-        </w:rPr>
-      </w:pPr>
-    </w:p>
-    <w:p>
-      <w:pPr>
-        <w:spacing w:after="14" w:line="240" w:lineRule="auto"/>
-        <w:ind w:left="708" w:right="270" w:firstLine="1"/>
-        <w:jc w:val="both"/>
-        <w:rPr>
-          <w:rFonts w:ascii="Times New Roman" w:eastAsia="Times New Roman" w:hAnsi="Times New Roman" w:cs="Times New Roman"/>
-          <w:color w:val="000000"/>
-          <w:kern w:val="0"/>
-          <w:sz w:val="24"/>
-          <w:lang w:val="en-US" w:eastAsia="ru-RU"/>
-          <w14:ligatures w14:val="none"/>
-        </w:rPr>
-      </w:pPr>
+          <w:color w:val="000000"/>
+          <w:kern w:val="0"/>
+          <w:sz w:val="24"/>
+          <w:lang w:eastAsia="ru-RU"/>
+          <w14:ligatures w14:val="none"/>
+        </w:rPr>
+      </w:pPr>
+      <w:r>
+        <w:rPr>
+          <w:rFonts w:ascii="Times New Roman" w:eastAsia="Times New Roman" w:hAnsi="Times New Roman" w:cs="Times New Roman"/>
+          <w:color w:val="000000"/>
+          <w:kern w:val="0"/>
+          <w:sz w:val="24"/>
+          <w:lang w:eastAsia="ru-RU"/>
+          <w14:ligatures w14:val="none"/>
+        </w:rPr>
+        <w:lastRenderedPageBreak/>
+        <w:t>Задание №2</w:t>
+      </w:r>
     </w:p>
     <w:p>
       <w:pPr>
@@ -2105,39 +2089,11 @@
           <w:lang w:eastAsia="ru-RU"/>
           <w14:ligatures w14:val="none"/>
         </w:rPr>
-        <w:lastRenderedPageBreak/>
-        <w:t>Задание №2</w:t>
-      </w:r>
-    </w:p>
-    <w:p>
-      <w:pPr>
-        <w:spacing w:after="14" w:line="240" w:lineRule="auto"/>
-        <w:ind w:right="270" w:firstLine="709"/>
-        <w:jc w:val="both"/>
-        <w:rPr>
-          <w:rFonts w:ascii="Times New Roman" w:eastAsia="Times New Roman" w:hAnsi="Times New Roman" w:cs="Times New Roman"/>
-          <w:color w:val="000000"/>
-          <w:kern w:val="0"/>
-          <w:sz w:val="24"/>
-          <w:lang w:eastAsia="ru-RU"/>
-          <w14:ligatures w14:val="none"/>
-        </w:rPr>
-      </w:pPr>
-      <w:r>
-        <w:rPr>
-          <w:rFonts w:ascii="Times New Roman" w:eastAsia="Times New Roman" w:hAnsi="Times New Roman" w:cs="Times New Roman"/>
-          <w:noProof/>
-          <w:color w:val="000000"/>
-          <w:kern w:val="0"/>
-          <w:sz w:val="24"/>
-          <w:lang w:eastAsia="ru-RU"/>
-          <w14:ligatures w14:val="none"/>
-        </w:rPr>
         <w:drawing>
-          <wp:inline distT="0" distB="0" distL="0" distR="0" wp14:anchorId="2CD8B652" wp14:editId="2058BA19">
-            <wp:extent cx="6119495" cy="2499995"/>
+          <wp:inline distT="0" distB="0" distL="0" distR="0" wp14:anchorId="335D353B" wp14:editId="1127A493">
+            <wp:extent cx="6119495" cy="2463165"/>
             <wp:effectExtent l="0" t="0" r="0" b="0"/>
-            <wp:docPr id="516672701" name="Рисунок 1"/>
+            <wp:docPr id="122318387" name="Рисунок 1"/>
             <wp:cNvGraphicFramePr>
               <a:graphicFrameLocks xmlns:a="http://schemas.openxmlformats.org/drawingml/2006/main" noChangeAspect="1"/>
             </wp:cNvGraphicFramePr>
@@ -2145,7 +2101,7 @@
               <a:graphicData uri="http://schemas.openxmlformats.org/drawingml/2006/picture">
                 <pic:pic xmlns:pic="http://schemas.openxmlformats.org/drawingml/2006/picture">
                   <pic:nvPicPr>
-                    <pic:cNvPr id="516672701" name=""/>
+                    <pic:cNvPr id="122318387" name=""/>
                     <pic:cNvPicPr/>
                   </pic:nvPicPr>
                   <pic:blipFill>
@@ -2157,7 +2113,7 @@
                   <pic:spPr>
                     <a:xfrm>
                       <a:off x="0" y="0"/>
-                      <a:ext cx="6119495" cy="2499995"/>
+                      <a:ext cx="6119495" cy="2463165"/>
                     </a:xfrm>
                     <a:prstGeom prst="rect">
                       <a:avLst/>
@@ -2180,7 +2136,67 @@
           <w:color w:val="000000"/>
           <w:kern w:val="0"/>
           <w:sz w:val="24"/>
-          <w:lang w:eastAsia="ru-RU"/>
+          <w:lang w:val="en-US" w:eastAsia="ru-RU"/>
+          <w14:ligatures w14:val="none"/>
+        </w:rPr>
+      </w:pPr>
+      <w:r>
+        <w:rPr>
+          <w:rFonts w:ascii="Times New Roman" w:eastAsia="Times New Roman" w:hAnsi="Times New Roman" w:cs="Times New Roman"/>
+          <w:color w:val="000000"/>
+          <w:kern w:val="0"/>
+          <w:sz w:val="24"/>
+          <w:lang w:val="en-US" w:eastAsia="ru-RU"/>
+          <w14:ligatures w14:val="none"/>
+        </w:rPr>
+        <w:drawing>
+          <wp:inline distT="0" distB="0" distL="0" distR="0" wp14:anchorId="73BD7CC2" wp14:editId="7C2DF5BE">
+            <wp:extent cx="6119495" cy="2729865"/>
+            <wp:effectExtent l="0" t="0" r="0" b="0"/>
+            <wp:docPr id="394645064" name="Рисунок 1"/>
+            <wp:cNvGraphicFramePr>
+              <a:graphicFrameLocks xmlns:a="http://schemas.openxmlformats.org/drawingml/2006/main" noChangeAspect="1"/>
+            </wp:cNvGraphicFramePr>
+            <a:graphic xmlns:a="http://schemas.openxmlformats.org/drawingml/2006/main">
+              <a:graphicData uri="http://schemas.openxmlformats.org/drawingml/2006/picture">
+                <pic:pic xmlns:pic="http://schemas.openxmlformats.org/drawingml/2006/picture">
+                  <pic:nvPicPr>
+                    <pic:cNvPr id="394645064" name=""/>
+                    <pic:cNvPicPr/>
+                  </pic:nvPicPr>
+                  <pic:blipFill>
+                    <a:blip r:embed="rId11"/>
+                    <a:stretch>
+                      <a:fillRect/>
+                    </a:stretch>
+                  </pic:blipFill>
+                  <pic:spPr>
+                    <a:xfrm>
+                      <a:off x="0" y="0"/>
+                      <a:ext cx="6119495" cy="2729865"/>
+                    </a:xfrm>
+                    <a:prstGeom prst="rect">
+                      <a:avLst/>
+                    </a:prstGeom>
+                  </pic:spPr>
+                </pic:pic>
+              </a:graphicData>
+            </a:graphic>
+          </wp:inline>
+        </w:drawing>
+      </w:r>
+    </w:p>
+    <w:p>
+      <w:pPr>
+        <w:spacing w:after="14" w:line="240" w:lineRule="auto"/>
+        <w:ind w:right="270" w:firstLine="709"/>
+        <w:jc w:val="both"/>
+        <w:rPr>
+          <w:rFonts w:ascii="Times New Roman" w:eastAsia="Times New Roman" w:hAnsi="Times New Roman" w:cs="Times New Roman"/>
+          <w:color w:val="000000"/>
+          <w:kern w:val="0"/>
+          <w:sz w:val="24"/>
+          <w:lang w:val="en-US" w:eastAsia="ru-RU"/>
           <w14:ligatures w14:val="none"/>
         </w:rPr>
       </w:pPr>
@@ -2251,7 +2267,7 @@
                     <pic:cNvPicPr/>
                   </pic:nvPicPr>
                   <pic:blipFill>
-                    <a:blip r:embed="rId11"/>
+                    <a:blip r:embed="rId12"/>
                     <a:stretch>
                       <a:fillRect/>
                     </a:stretch>
@@ -2299,8 +2315,8 @@
       </w:r>
     </w:p>
     <w:sectPr>
-      <w:footerReference w:type="even" r:id="rId12"/>
-      <w:footerReference w:type="default" r:id="rId13"/>
+      <w:footerReference w:type="even" r:id="rId13"/>
+      <w:footerReference w:type="default" r:id="rId14"/>
       <w:pgSz w:w="11906" w:h="16838"/>
       <w:pgMar w:top="1134" w:right="851" w:bottom="1134" w:left="1418" w:header="720" w:footer="720" w:gutter="0"/>
       <w:pgNumType w:start="0"/>

--- a/1kurs/firstSem/practic_work_inf/Практическая работа №6.docx
+++ b/1kurs/firstSem/practic_work_inf/Практическая работа №6.docx
@@ -336,7 +336,7 @@
           </mc:Choice>
           <mc:Fallback>
             <w:pict>
-              <v:group w14:anchorId="76AAD143" id="Group 6849" o:spid="_x0000_s1026" style="width:441pt;height:3.15pt;mso-position-horizontal-relative:char;mso-position-vertical-relative:line" coordsize="56006,397" o:gfxdata="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">
+              <v:group w14:anchorId="13528CFC" id="Group 6849" o:spid="_x0000_s1026" style="width:441pt;height:3.15pt;mso-position-horizontal-relative:char;mso-position-vertical-relative:line" coordsize="56006,397" o:gfxdata="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">
                 <v:shape id="Shape 143" o:spid="_x0000_s1027" style="position:absolute;top:254;width:56006;height:143;visibility:visible;mso-wrap-style:square;v-text-anchor:top" coordsize="5600649,14351" o:gfxdata="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" path="m5600649,r,12700l,14351,,1651,5600649,xe" fillcolor="black" stroked="f" strokeweight="0">
                   <v:stroke miterlimit="83231f" joinstyle="miter"/>
                   <v:path arrowok="t" textboxrect="0,0,5600649,14351"/>
@@ -901,17 +901,7 @@
                 <w:sz w:val="24"/>
                 <w:szCs w:val="24"/>
               </w:rPr>
-              <w:t xml:space="preserve">Горбунов </w:t>
-            </w:r>
-            <w:proofErr w:type="gramStart"/>
-            <w:r>
-              <w:rPr>
-                <w:rFonts w:ascii="Times New Roman" w:eastAsia="Times New Roman" w:hAnsi="Times New Roman" w:cs="Times New Roman"/>
-                <w:color w:val="000000"/>
-                <w:sz w:val="24"/>
-                <w:szCs w:val="24"/>
-              </w:rPr>
-              <w:t>С</w:t>
+              <w:t>Горбунов С</w:t>
             </w:r>
             <w:r>
               <w:rPr>
@@ -941,7 +931,6 @@
               </w:rPr>
               <w:t>.</w:t>
             </w:r>
-            <w:proofErr w:type="gramEnd"/>
           </w:p>
         </w:tc>
       </w:tr>
@@ -1027,6 +1016,34 @@
               </w:rPr>
               <w:t xml:space="preserve"> Ассистент</w:t>
             </w:r>
+            <w:r>
+              <w:rPr>
+                <w:rFonts w:ascii="Times New Roman" w:eastAsia="Times New Roman" w:hAnsi="Times New Roman" w:cs="Times New Roman"/>
+                <w:color w:val="000000"/>
+                <w:sz w:val="24"/>
+                <w:szCs w:val="24"/>
+              </w:rPr>
+              <w:t xml:space="preserve"> кафедры П</w:t>
+            </w:r>
+            <w:r>
+              <w:rPr>
+                <w:rFonts w:ascii="Times New Roman" w:eastAsia="Times New Roman" w:hAnsi="Times New Roman" w:cs="Times New Roman"/>
+                <w:color w:val="000000"/>
+                <w:sz w:val="24"/>
+                <w:szCs w:val="24"/>
+                <w:lang w:val="en-US"/>
+              </w:rPr>
+              <w:t>.</w:t>
+            </w:r>
+            <w:r>
+              <w:rPr>
+                <w:rFonts w:ascii="Times New Roman" w:eastAsia="Times New Roman" w:hAnsi="Times New Roman" w:cs="Times New Roman"/>
+                <w:color w:val="000000"/>
+                <w:sz w:val="24"/>
+                <w:szCs w:val="24"/>
+              </w:rPr>
+              <w:t>И</w:t>
+            </w:r>
           </w:p>
           <w:p>
             <w:pPr>
@@ -1977,36 +1994,21 @@
           <w14:ligatures w14:val="none"/>
         </w:rPr>
       </w:pPr>
-    </w:p>
-    <w:p>
-      <w:pPr>
-        <w:spacing w:after="14" w:line="240" w:lineRule="auto"/>
-        <w:ind w:left="708" w:right="270" w:firstLine="1"/>
-        <w:jc w:val="both"/>
-        <w:rPr>
-          <w:rFonts w:ascii="Times New Roman" w:eastAsia="Times New Roman" w:hAnsi="Times New Roman" w:cs="Times New Roman"/>
+      <w:r>
+        <w:rPr>
+          <w:rFonts w:ascii="Times New Roman" w:eastAsia="Times New Roman" w:hAnsi="Times New Roman" w:cs="Times New Roman"/>
+          <w:noProof/>
           <w:color w:val="000000"/>
           <w:kern w:val="0"/>
           <w:sz w:val="24"/>
           <w:lang w:val="en-US" w:eastAsia="ru-RU"/>
           <w14:ligatures w14:val="none"/>
         </w:rPr>
-      </w:pPr>
-      <w:r>
-        <w:rPr>
-          <w:rFonts w:ascii="Times New Roman" w:eastAsia="Times New Roman" w:hAnsi="Times New Roman" w:cs="Times New Roman"/>
-          <w:noProof/>
-          <w:color w:val="000000"/>
-          <w:kern w:val="0"/>
-          <w:sz w:val="24"/>
-          <w:lang w:val="en-US" w:eastAsia="ru-RU"/>
-          <w14:ligatures w14:val="none"/>
-        </w:rPr>
         <w:drawing>
-          <wp:inline distT="0" distB="0" distL="0" distR="0" wp14:anchorId="087E3961" wp14:editId="6D6BFF46">
-            <wp:extent cx="5115639" cy="4115374"/>
-            <wp:effectExtent l="0" t="0" r="8890" b="0"/>
-            <wp:docPr id="1549323937" name="Рисунок 1"/>
+          <wp:inline distT="0" distB="0" distL="0" distR="0" wp14:anchorId="628B8D52" wp14:editId="1EB964E0">
+            <wp:extent cx="4476750" cy="3581400"/>
+            <wp:effectExtent l="0" t="0" r="0" b="0"/>
+            <wp:docPr id="1" name="Рисунок 1"/>
             <wp:cNvGraphicFramePr>
               <a:graphicFrameLocks xmlns:a="http://schemas.openxmlformats.org/drawingml/2006/main" noChangeAspect="1"/>
             </wp:cNvGraphicFramePr>
@@ -2014,7 +2016,7 @@
               <a:graphicData uri="http://schemas.openxmlformats.org/drawingml/2006/picture">
                 <pic:pic xmlns:pic="http://schemas.openxmlformats.org/drawingml/2006/picture">
                   <pic:nvPicPr>
-                    <pic:cNvPr id="1549323937" name=""/>
+                    <pic:cNvPr id="1" name=""/>
                     <pic:cNvPicPr/>
                   </pic:nvPicPr>
                   <pic:blipFill>
@@ -2026,7 +2028,7 @@
                   <pic:spPr>
                     <a:xfrm>
                       <a:off x="0" y="0"/>
-                      <a:ext cx="5115639" cy="4115374"/>
+                      <a:ext cx="4476750" cy="3581400"/>
                     </a:xfrm>
                     <a:prstGeom prst="rect">
                       <a:avLst/>
@@ -2042,29 +2044,19 @@
     <w:p>
       <w:pPr>
         <w:spacing w:after="14" w:line="240" w:lineRule="auto"/>
-        <w:ind w:right="270" w:firstLine="709"/>
+        <w:ind w:left="708" w:right="270" w:firstLine="1"/>
         <w:jc w:val="both"/>
         <w:rPr>
           <w:rFonts w:ascii="Times New Roman" w:eastAsia="Times New Roman" w:hAnsi="Times New Roman" w:cs="Times New Roman"/>
-          <w:color w:val="000000"/>
-          <w:kern w:val="0"/>
-          <w:sz w:val="24"/>
-          <w:lang w:eastAsia="ru-RU"/>
-          <w14:ligatures w14:val="none"/>
-        </w:rPr>
-      </w:pPr>
-      <w:r>
-        <w:rPr>
-          <w:rFonts w:ascii="Times New Roman" w:eastAsia="Times New Roman" w:hAnsi="Times New Roman" w:cs="Times New Roman"/>
-          <w:color w:val="000000"/>
-          <w:kern w:val="0"/>
-          <w:sz w:val="24"/>
-          <w:lang w:eastAsia="ru-RU"/>
-          <w14:ligatures w14:val="none"/>
-        </w:rPr>
-        <w:lastRenderedPageBreak/>
-        <w:t>Задание №2</w:t>
-      </w:r>
+          <w:b/>
+          <w:noProof/>
+          <w:color w:val="000000"/>
+          <w:kern w:val="0"/>
+          <w:sz w:val="24"/>
+          <w:lang w:eastAsia="ru-RU"/>
+          <w14:ligatures w14:val="none"/>
+        </w:rPr>
+      </w:pPr>
     </w:p>
     <w:p>
       <w:pPr>
@@ -2080,6 +2072,78 @@
           <w14:ligatures w14:val="none"/>
         </w:rPr>
       </w:pPr>
+    </w:p>
+    <w:p>
+      <w:pPr>
+        <w:spacing w:after="14" w:line="240" w:lineRule="auto"/>
+        <w:ind w:right="270"/>
+        <w:jc w:val="both"/>
+        <w:rPr>
+          <w:rFonts w:ascii="Times New Roman" w:eastAsia="Times New Roman" w:hAnsi="Times New Roman" w:cs="Times New Roman"/>
+          <w:color w:val="000000"/>
+          <w:kern w:val="0"/>
+          <w:sz w:val="24"/>
+          <w:lang w:eastAsia="ru-RU"/>
+          <w14:ligatures w14:val="none"/>
+        </w:rPr>
+      </w:pPr>
+    </w:p>
+    <w:p>
+      <w:pPr>
+        <w:spacing w:after="14" w:line="240" w:lineRule="auto"/>
+        <w:ind w:right="270" w:firstLine="709"/>
+        <w:jc w:val="both"/>
+        <w:rPr>
+          <w:rFonts w:ascii="Times New Roman" w:eastAsia="Times New Roman" w:hAnsi="Times New Roman" w:cs="Times New Roman"/>
+          <w:color w:val="000000"/>
+          <w:kern w:val="0"/>
+          <w:sz w:val="24"/>
+          <w:lang w:eastAsia="ru-RU"/>
+          <w14:ligatures w14:val="none"/>
+        </w:rPr>
+      </w:pPr>
+    </w:p>
+    <w:p>
+      <w:pPr>
+        <w:spacing w:after="14" w:line="240" w:lineRule="auto"/>
+        <w:ind w:right="270" w:firstLine="709"/>
+        <w:jc w:val="both"/>
+        <w:rPr>
+          <w:rFonts w:ascii="Times New Roman" w:eastAsia="Times New Roman" w:hAnsi="Times New Roman" w:cs="Times New Roman"/>
+          <w:color w:val="000000"/>
+          <w:kern w:val="0"/>
+          <w:sz w:val="24"/>
+          <w:lang w:eastAsia="ru-RU"/>
+          <w14:ligatures w14:val="none"/>
+        </w:rPr>
+      </w:pPr>
+      <w:r>
+        <w:rPr>
+          <w:rFonts w:ascii="Times New Roman" w:eastAsia="Times New Roman" w:hAnsi="Times New Roman" w:cs="Times New Roman"/>
+          <w:color w:val="000000"/>
+          <w:kern w:val="0"/>
+          <w:sz w:val="24"/>
+          <w:lang w:eastAsia="ru-RU"/>
+          <w14:ligatures w14:val="none"/>
+        </w:rPr>
+        <w:lastRenderedPageBreak/>
+        <w:t>Задание №2</w:t>
+      </w:r>
+    </w:p>
+    <w:p>
+      <w:pPr>
+        <w:spacing w:after="14" w:line="240" w:lineRule="auto"/>
+        <w:ind w:right="270" w:firstLine="709"/>
+        <w:jc w:val="both"/>
+        <w:rPr>
+          <w:rFonts w:ascii="Times New Roman" w:eastAsia="Times New Roman" w:hAnsi="Times New Roman" w:cs="Times New Roman"/>
+          <w:color w:val="000000"/>
+          <w:kern w:val="0"/>
+          <w:sz w:val="24"/>
+          <w:lang w:eastAsia="ru-RU"/>
+          <w14:ligatures w14:val="none"/>
+        </w:rPr>
+      </w:pPr>
       <w:r>
         <w:rPr>
           <w:rFonts w:ascii="Times New Roman" w:eastAsia="Times New Roman" w:hAnsi="Times New Roman" w:cs="Times New Roman"/>
@@ -2090,7 +2154,7 @@
           <w14:ligatures w14:val="none"/>
         </w:rPr>
         <w:drawing>
-          <wp:inline distT="0" distB="0" distL="0" distR="0" wp14:anchorId="335D353B" wp14:editId="1127A493">
+          <wp:inline distT="0" distB="0" distL="0" distR="0" wp14:anchorId="1CD9B26E" wp14:editId="6883D6E1">
             <wp:extent cx="6119495" cy="2463165"/>
             <wp:effectExtent l="0" t="0" r="0" b="0"/>
             <wp:docPr id="122318387" name="Рисунок 1"/>
@@ -2136,24 +2200,24 @@
           <w:color w:val="000000"/>
           <w:kern w:val="0"/>
           <w:sz w:val="24"/>
-          <w:lang w:val="en-US" w:eastAsia="ru-RU"/>
-          <w14:ligatures w14:val="none"/>
-        </w:rPr>
-      </w:pPr>
-      <w:r>
-        <w:rPr>
-          <w:rFonts w:ascii="Times New Roman" w:eastAsia="Times New Roman" w:hAnsi="Times New Roman" w:cs="Times New Roman"/>
-          <w:color w:val="000000"/>
-          <w:kern w:val="0"/>
-          <w:sz w:val="24"/>
-          <w:lang w:val="en-US" w:eastAsia="ru-RU"/>
+          <w:lang w:eastAsia="ru-RU"/>
+          <w14:ligatures w14:val="none"/>
+        </w:rPr>
+      </w:pPr>
+      <w:r>
+        <w:rPr>
+          <w:rFonts w:ascii="Times New Roman" w:eastAsia="Times New Roman" w:hAnsi="Times New Roman" w:cs="Times New Roman"/>
+          <w:color w:val="000000"/>
+          <w:kern w:val="0"/>
+          <w:sz w:val="24"/>
+          <w:lang w:eastAsia="ru-RU"/>
           <w14:ligatures w14:val="none"/>
         </w:rPr>
         <w:drawing>
-          <wp:inline distT="0" distB="0" distL="0" distR="0" wp14:anchorId="73BD7CC2" wp14:editId="7C2DF5BE">
-            <wp:extent cx="6119495" cy="2729865"/>
+          <wp:inline distT="0" distB="0" distL="0" distR="0" wp14:anchorId="72604264" wp14:editId="119E0C97">
+            <wp:extent cx="6119495" cy="2463165"/>
             <wp:effectExtent l="0" t="0" r="0" b="0"/>
-            <wp:docPr id="394645064" name="Рисунок 1"/>
+            <wp:docPr id="893126430" name="Рисунок 1"/>
             <wp:cNvGraphicFramePr>
               <a:graphicFrameLocks xmlns:a="http://schemas.openxmlformats.org/drawingml/2006/main" noChangeAspect="1"/>
             </wp:cNvGraphicFramePr>
@@ -2161,11 +2225,11 @@
               <a:graphicData uri="http://schemas.openxmlformats.org/drawingml/2006/picture">
                 <pic:pic xmlns:pic="http://schemas.openxmlformats.org/drawingml/2006/picture">
                   <pic:nvPicPr>
-                    <pic:cNvPr id="394645064" name=""/>
+                    <pic:cNvPr id="122318387" name=""/>
                     <pic:cNvPicPr/>
                   </pic:nvPicPr>
                   <pic:blipFill>
-                    <a:blip r:embed="rId11"/>
+                    <a:blip r:embed="rId10"/>
                     <a:stretch>
                       <a:fillRect/>
                     </a:stretch>
@@ -2173,7 +2237,7 @@
                   <pic:spPr>
                     <a:xfrm>
                       <a:off x="0" y="0"/>
-                      <a:ext cx="6119495" cy="2729865"/>
+                      <a:ext cx="6119495" cy="2463165"/>
                     </a:xfrm>
                     <a:prstGeom prst="rect">
                       <a:avLst/>
@@ -2267,7 +2331,7 @@
                     <pic:cNvPicPr/>
                   </pic:nvPicPr>
                   <pic:blipFill>
-                    <a:blip r:embed="rId12"/>
+                    <a:blip r:embed="rId11"/>
                     <a:stretch>
                       <a:fillRect/>
                     </a:stretch>
@@ -2315,8 +2379,8 @@
       </w:r>
     </w:p>
     <w:sectPr>
-      <w:footerReference w:type="even" r:id="rId13"/>
-      <w:footerReference w:type="default" r:id="rId14"/>
+      <w:footerReference w:type="even" r:id="rId12"/>
+      <w:footerReference w:type="default" r:id="rId13"/>
       <w:pgSz w:w="11906" w:h="16838"/>
       <w:pgMar w:top="1134" w:right="851" w:bottom="1134" w:left="1418" w:header="720" w:footer="720" w:gutter="0"/>
       <w:pgNumType w:start="0"/>
@@ -2412,7 +2476,7 @@
       <w:rPr>
         <w:noProof/>
       </w:rPr>
-      <w:t>1</w:t>
+      <w:t>2</w:t>
     </w:r>
     <w:r>
       <w:fldChar w:fldCharType="end"/>
@@ -3230,43 +3294,43 @@
       </w:rPr>
     </w:lvl>
   </w:abstractNum>
-  <w:num w:numId="1" w16cid:durableId="1003356326">
+  <w:num w:numId="1" w16cid:durableId="1225607492">
     <w:abstractNumId w:val="0"/>
   </w:num>
-  <w:num w:numId="2" w16cid:durableId="379089582">
+  <w:num w:numId="2" w16cid:durableId="446656089">
     <w:abstractNumId w:val="0"/>
   </w:num>
-  <w:num w:numId="3" w16cid:durableId="1427505177">
+  <w:num w:numId="3" w16cid:durableId="1232807736">
     <w:abstractNumId w:val="0"/>
   </w:num>
-  <w:num w:numId="4" w16cid:durableId="812596343">
+  <w:num w:numId="4" w16cid:durableId="616719698">
     <w:abstractNumId w:val="0"/>
   </w:num>
-  <w:num w:numId="5" w16cid:durableId="1864785451">
+  <w:num w:numId="5" w16cid:durableId="1326859271">
     <w:abstractNumId w:val="4"/>
   </w:num>
-  <w:num w:numId="6" w16cid:durableId="283342916">
+  <w:num w:numId="6" w16cid:durableId="502361279">
     <w:abstractNumId w:val="2"/>
   </w:num>
-  <w:num w:numId="7" w16cid:durableId="1290671748">
+  <w:num w:numId="7" w16cid:durableId="2070834079">
     <w:abstractNumId w:val="1"/>
   </w:num>
-  <w:num w:numId="8" w16cid:durableId="907692470">
+  <w:num w:numId="8" w16cid:durableId="2038969710">
     <w:abstractNumId w:val="2"/>
   </w:num>
-  <w:num w:numId="9" w16cid:durableId="1837645315">
+  <w:num w:numId="9" w16cid:durableId="1025864970">
     <w:abstractNumId w:val="2"/>
   </w:num>
-  <w:num w:numId="10" w16cid:durableId="1146749231">
+  <w:num w:numId="10" w16cid:durableId="1925917645">
     <w:abstractNumId w:val="2"/>
   </w:num>
-  <w:num w:numId="11" w16cid:durableId="296837284">
+  <w:num w:numId="11" w16cid:durableId="1772895132">
     <w:abstractNumId w:val="1"/>
   </w:num>
-  <w:num w:numId="12" w16cid:durableId="1953705395">
+  <w:num w:numId="12" w16cid:durableId="1761901254">
     <w:abstractNumId w:val="3"/>
   </w:num>
-  <w:num w:numId="13" w16cid:durableId="275722462">
+  <w:num w:numId="13" w16cid:durableId="1560243168">
     <w:abstractNumId w:val="4"/>
     <w:lvlOverride w:ilvl="0">
       <w:startOverride w:val="1"/>
@@ -3296,7 +3360,7 @@
       <w:startOverride w:val="1"/>
     </w:lvlOverride>
   </w:num>
-  <w:num w:numId="14" w16cid:durableId="370224473">
+  <w:num w:numId="14" w16cid:durableId="2130974910">
     <w:abstractNumId w:val="4"/>
     <w:lvlOverride w:ilvl="0">
       <w:startOverride w:val="1"/>
@@ -3326,7 +3390,7 @@
       <w:startOverride w:val="1"/>
     </w:lvlOverride>
   </w:num>
-  <w:num w:numId="15" w16cid:durableId="1138959794">
+  <w:num w:numId="15" w16cid:durableId="2120761678">
     <w:abstractNumId w:val="4"/>
     <w:lvlOverride w:ilvl="0">
       <w:startOverride w:val="1"/>
@@ -3356,7 +3420,7 @@
       <w:startOverride w:val="1"/>
     </w:lvlOverride>
   </w:num>
-  <w:num w:numId="16" w16cid:durableId="1663853518">
+  <w:num w:numId="16" w16cid:durableId="206796357">
     <w:abstractNumId w:val="4"/>
     <w:lvlOverride w:ilvl="0">
       <w:startOverride w:val="1"/>
@@ -3386,10 +3450,10 @@
       <w:startOverride w:val="1"/>
     </w:lvlOverride>
   </w:num>
-  <w:num w:numId="17" w16cid:durableId="955061965">
+  <w:num w:numId="17" w16cid:durableId="1446653579">
     <w:abstractNumId w:val="5"/>
   </w:num>
-  <w:num w:numId="18" w16cid:durableId="1708141967">
+  <w:num w:numId="18" w16cid:durableId="311325785">
     <w:abstractNumId w:val="4"/>
     <w:lvlOverride w:ilvl="0">
       <w:startOverride w:val="1"/>
